--- a/doc/word/00-Solution-Architecture.docx
+++ b/doc/word/00-Solution-Architecture.docx
@@ -3173,7 +3173,126 @@
         <w:rPr>
           <w:b/>
         </w:rPr>
-        <w:t>Answer: yes, with one qualification you should settle before Phase 0.</w:t>
+        <w:t>Answer: yes — and the hosting mechanism is already established in this repository.</w:t>
+      </w:r>
+    </w:p>
+    <w:p>
+      <w:r>
+        <w:rPr>
+          <w:b/>
+        </w:rPr>
+        <w:t>Verified from the repository, not assumed:</w:t>
+      </w:r>
+      <w:r>
+        <w:t xml:space="preserve"> </w:t>
+      </w:r>
+      <w:r>
+        <w:rPr>
+          <w:rFonts w:ascii="Consolas" w:hAnsi="Consolas"/>
+        </w:rPr>
+        <w:t>.github/workflows/deploy.yml</w:t>
+      </w:r>
+      <w:r>
+        <w:t xml:space="preserve"> on </w:t>
+      </w:r>
+      <w:r>
+        <w:rPr>
+          <w:rFonts w:ascii="Consolas" w:hAnsi="Consolas"/>
+        </w:rPr>
+        <w:t>DEV</w:t>
+      </w:r>
+      <w:r>
+        <w:t xml:space="preserve"> deploys to </w:t>
+      </w:r>
+      <w:r>
+        <w:rPr>
+          <w:b/>
+        </w:rPr>
+        <w:t>cPanel over SSH</w:t>
+      </w:r>
+      <w:r>
+        <w:t xml:space="preserve"> on every push to </w:t>
+      </w:r>
+      <w:r>
+        <w:rPr>
+          <w:rFonts w:ascii="Consolas" w:hAnsi="Consolas"/>
+        </w:rPr>
+        <w:t>DEV</w:t>
+      </w:r>
+      <w:r>
+        <w:t xml:space="preserve">, using </w:t>
+      </w:r>
+      <w:r>
+        <w:rPr>
+          <w:rFonts w:ascii="Consolas" w:hAnsi="Consolas"/>
+        </w:rPr>
+        <w:t>rsync -az --delete</w:t>
+      </w:r>
+      <w:r>
+        <w:t xml:space="preserve"> from a GitHub Actions runner, with </w:t>
+      </w:r>
+      <w:r>
+        <w:rPr>
+          <w:rFonts w:ascii="Consolas" w:hAnsi="Consolas"/>
+        </w:rPr>
+        <w:t>composer install --no-dev</w:t>
+      </w:r>
+      <w:r>
+        <w:t xml:space="preserve"> and </w:t>
+      </w:r>
+      <w:r>
+        <w:rPr>
+          <w:rFonts w:ascii="Consolas" w:hAnsi="Consolas"/>
+        </w:rPr>
+        <w:t>npm run build</w:t>
+      </w:r>
+      <w:r>
+        <w:t xml:space="preserve"> performed in CI (PHP 8.5, Node 24) and </w:t>
+      </w:r>
+      <w:r>
+        <w:rPr>
+          <w:rFonts w:ascii="Consolas" w:hAnsi="Consolas"/>
+        </w:rPr>
+        <w:t>node_modules</w:t>
+      </w:r>
+      <w:r>
+        <w:t xml:space="preserve"> removed before transfer. </w:t>
+      </w:r>
+      <w:r>
+        <w:rPr>
+          <w:rFonts w:ascii="Consolas" w:hAnsi="Consolas"/>
+        </w:rPr>
+        <w:t>.env</w:t>
+      </w:r>
+      <w:r>
+        <w:t xml:space="preserve"> and </w:t>
+      </w:r>
+      <w:r>
+        <w:rPr>
+          <w:rFonts w:ascii="Consolas" w:hAnsi="Consolas"/>
+        </w:rPr>
+        <w:t>storage/</w:t>
+      </w:r>
+      <w:r>
+        <w:t xml:space="preserve"> are excluded from the sync and remain server-managed; the job is bound to the </w:t>
+      </w:r>
+      <w:r>
+        <w:rPr>
+          <w:rFonts w:ascii="Consolas" w:hAnsi="Consolas"/>
+        </w:rPr>
+        <w:t>development</w:t>
+      </w:r>
+      <w:r>
+        <w:t xml:space="preserve"> GitHub environment with </w:t>
+      </w:r>
+      <w:r>
+        <w:rPr>
+          <w:rFonts w:ascii="Consolas" w:hAnsi="Consolas"/>
+        </w:rPr>
+        <w:t>permissions: contents: read</w:t>
+      </w:r>
+      <w:r>
+        <w:t>. This settles the question below.</w:t>
       </w:r>
     </w:p>
     <w:p>
@@ -3846,10 +3965,112 @@
         <w:rPr>
           <w:b/>
         </w:rPr>
-        <w:t>Please confirm which profile the GoDaddy account is</w:t>
+        <w:t>Profile B is confirmed</w:t>
       </w:r>
       <w:r>
-        <w:t>, since it changes the deployment runbook (systemd vs cron) but nothing above it.</w:t>
+        <w:t xml:space="preserve"> by the existing pipeline: deployment is cPanel over SSH with rsync, which is a managed-hosting shape, and the workflow provisions no long-running process. Nothing above the deployment layer changes as a result — which is the point of having designed for it.</w:t>
+      </w:r>
+    </w:p>
+    <w:p>
+      <w:r>
+        <w:rPr>
+          <w:b/>
+        </w:rPr>
+        <w:t>Two gaps in the current pipeline, both verified by reading it:</w:t>
+      </w:r>
+    </w:p>
+    <w:p>
+      <w:pPr>
+        <w:pStyle w:val="ListNumber"/>
+      </w:pPr>
+      <w:r>
+        <w:rPr>
+          <w:b/>
+        </w:rPr>
+        <w:t>No queue worker and no scheduler.</w:t>
+      </w:r>
+      <w:r>
+        <w:t xml:space="preserve"> The workflow syncs files and fixes </w:t>
+      </w:r>
+      <w:r>
+        <w:rPr>
+          <w:rFonts w:ascii="Consolas" w:hAnsi="Consolas"/>
+        </w:rPr>
+        <w:t>storage/</w:t>
+      </w:r>
+    </w:p>
+    <w:p>
+      <w:r>
+        <w:t>permissions, and stops there. SemantIQ needs two cPanel cron entries — one running</w:t>
+      </w:r>
+    </w:p>
+    <w:p>
+      <w:r>
+        <w:rPr>
+          <w:rFonts w:ascii="Consolas" w:hAnsi="Consolas"/>
+        </w:rPr>
+        <w:t>php artisan queue:work --stop-when-empty --max-time=55</w:t>
+      </w:r>
+      <w:r>
+        <w:t xml:space="preserve"> each minute, one running</w:t>
+      </w:r>
+    </w:p>
+    <w:p>
+      <w:r>
+        <w:rPr>
+          <w:rFonts w:ascii="Consolas" w:hAnsi="Consolas"/>
+        </w:rPr>
+        <w:t>php artisan schedule:run</w:t>
+      </w:r>
+      <w:r>
+        <w:t xml:space="preserve"> each minute. Without them no Fabric operation ever executes, because every operation is queued by design. These are cPanel-side actions. 2. </w:t>
+      </w:r>
+      <w:r>
+        <w:rPr>
+          <w:b/>
+        </w:rPr>
+        <w:t>No post-deploy release steps.</w:t>
+      </w:r>
+      <w:r>
+        <w:t xml:space="preserve"> The workflow does not run </w:t>
+      </w:r>
+      <w:r>
+        <w:rPr>
+          <w:rFonts w:ascii="Consolas" w:hAnsi="Consolas"/>
+        </w:rPr>
+        <w:t>php artisan migrate --force</w:t>
+      </w:r>
+      <w:r>
+        <w:t>,</w:t>
+      </w:r>
+    </w:p>
+    <w:p>
+      <w:r>
+        <w:rPr>
+          <w:rFonts w:ascii="Consolas" w:hAnsi="Consolas"/>
+        </w:rPr>
+        <w:t>config:cache</w:t>
+      </w:r>
+      <w:r>
+        <w:t xml:space="preserve">, </w:t>
+      </w:r>
+      <w:r>
+        <w:rPr>
+          <w:rFonts w:ascii="Consolas" w:hAnsi="Consolas"/>
+        </w:rPr>
+        <w:t>route:cache</w:t>
+      </w:r>
+      <w:r>
+        <w:t xml:space="preserve"> or </w:t>
+      </w:r>
+      <w:r>
+        <w:rPr>
+          <w:rFonts w:ascii="Consolas" w:hAnsi="Consolas"/>
+        </w:rPr>
+        <w:t>view:cache</w:t>
+      </w:r>
+      <w:r>
+        <w:t xml:space="preserve"> after the sync. Add them as a final SSH step before the first release — noting that a migration is a separate action requiring explicit approval under the project's own deployment rule.</w:t>
       </w:r>
     </w:p>
     <w:p>
@@ -4068,7 +4289,7 @@
               <w:spacing w:after="40"/>
             </w:pPr>
             <w:r>
-              <w:t>Laravel 13 + Inertia + React 19 skeleton, design system implemented, Entra sign-in, Fabric client, LRO poller, CI, deployment runbook</w:t>
+              <w:t>Laravel + Inertia + React skeleton, design system implemented, Entra sign-in, Fabric client, LRO poller, the two cPanel cron entries, post-deploy release steps, CI</w:t>
             </w:r>
           </w:p>
         </w:tc>
@@ -4081,7 +4302,52 @@
               <w:spacing w:after="40"/>
             </w:pPr>
             <w:r>
-              <w:t>A real Fabric workspace is listed in the UI from a real customer tenant, on the real host</w:t>
+              <w:t xml:space="preserve">A real Fabric workspace is listed in the UI from a real customer tenant, on the real host. </w:t>
+            </w:r>
+            <w:r>
+              <w:rPr>
+                <w:b/>
+              </w:rPr>
+              <w:t>Note:</w:t>
+            </w:r>
+            <w:r>
+              <w:t xml:space="preserve"> the repository has no </w:t>
+            </w:r>
+            <w:r>
+              <w:rPr>
+                <w:rFonts w:ascii="Consolas" w:hAnsi="Consolas"/>
+              </w:rPr>
+              <w:t>composer.json</w:t>
+            </w:r>
+            <w:r>
+              <w:t xml:space="preserve"> or </w:t>
+            </w:r>
+            <w:r>
+              <w:rPr>
+                <w:rFonts w:ascii="Consolas" w:hAnsi="Consolas"/>
+              </w:rPr>
+              <w:t>package.json</w:t>
+            </w:r>
+            <w:r>
+              <w:t xml:space="preserve"> yet, so the </w:t>
+            </w:r>
+            <w:r>
+              <w:rPr>
+                <w:rFonts w:ascii="Consolas" w:hAnsi="Consolas"/>
+              </w:rPr>
+              <w:t>DEV</w:t>
+            </w:r>
+            <w:r>
+              <w:t xml:space="preserve"> deploy workflow currently fails at </w:t>
+            </w:r>
+            <w:r>
+              <w:rPr>
+                <w:rFonts w:ascii="Consolas" w:hAnsi="Consolas"/>
+              </w:rPr>
+              <w:t>composer validate</w:t>
+            </w:r>
+            <w:r>
+              <w:t xml:space="preserve"> — Phase 0 must land the scaffolding for the pipeline to go green</w:t>
             </w:r>
           </w:p>
         </w:tc>
@@ -4430,12 +4696,70 @@
         <w:pStyle w:val="ListNumber"/>
       </w:pPr>
       <w:r>
-        <w:t>Hosting profile A or B (section 9.2), and confirmation of outbound egress to the</w:t>
+        <w:t xml:space="preserve">~~Hosting profile A or B~~ — </w:t>
+      </w:r>
+      <w:r>
+        <w:rPr>
+          <w:b/>
+        </w:rPr>
+        <w:t>resolved: Profile B, cPanel over SSH</w:t>
+      </w:r>
+      <w:r>
+        <w:t xml:space="preserve"> (section 9.2).</w:t>
       </w:r>
     </w:p>
     <w:p>
       <w:r>
-        <w:t>Microsoft endpoints listed in 9.1. 2. Application name string for the top bar and browser title, and the approved brand asset pack plus its installed location. 3. Confirmation of the five role labels in section 7. 4. Whether a single Entra app registration is used for all customer tenants (multi-tenant) or one per customer. 5. Whether pilot customers already hold F2+ capacity, or SemantIQ must provision it.</w:t>
+        <w:t xml:space="preserve">Outbound egress to the Microsoft endpoints in 9.1 </w:t>
+      </w:r>
+      <w:r>
+        <w:rPr>
+          <w:b/>
+        </w:rPr>
+        <w:t>still needs testing from the cPanel host</w:t>
+      </w:r>
+      <w:r>
+        <w:t xml:space="preserve">, and remains the highest-risk unknown in the plan. 2. ~~The approved brand asset pack~~ — </w:t>
+      </w:r>
+      <w:r>
+        <w:rPr>
+          <w:b/>
+        </w:rPr>
+        <w:t>resolved: present on `DEV`</w:t>
+      </w:r>
+      <w:r>
+        <w:t xml:space="preserve"> at</w:t>
+      </w:r>
+    </w:p>
+    <w:p>
+      <w:r>
+        <w:rPr>
+          <w:rFonts w:ascii="Consolas" w:hAnsi="Consolas"/>
+        </w:rPr>
+        <w:t>.claude/skills/ui-ux-design/assets/</w:t>
+      </w:r>
+      <w:r>
+        <w:t xml:space="preserve">. Still needed: which copy is authoritative (a second set exists under </w:t>
+      </w:r>
+      <w:r>
+        <w:rPr>
+          <w:rFonts w:ascii="Consolas" w:hAnsi="Consolas"/>
+        </w:rPr>
+        <w:t>developer-handbook/layout-template/assets/images/</w:t>
+      </w:r>
+      <w:r>
+        <w:t>) and the</w:t>
+      </w:r>
+    </w:p>
+    <w:p>
+      <w:r>
+        <w:rPr>
+          <w:rFonts w:ascii="Consolas" w:hAnsi="Consolas"/>
+        </w:rPr>
+        <w:t>&lt;BRAND_ASSETS_PATH&gt;</w:t>
+      </w:r>
+      <w:r>
+        <w:t xml:space="preserve"> the application installs them to. 3. Confirmation of the five role labels in section 7. 4. Whether a single Entra app registration is used for all customer tenants (multi-tenant) or one per customer. 5. Whether pilot customers already hold F2+ capacity, or SemantIQ must provision it.</w:t>
       </w:r>
     </w:p>
     <w:p>

--- a/doc/word/00-Solution-Architecture.docx
+++ b/doc/word/00-Solution-Architecture.docx
@@ -4725,10 +4725,10 @@
         <w:rPr>
           <w:b/>
         </w:rPr>
-        <w:t>resolved: present on `DEV`</w:t>
+        <w:t>resolved.</w:t>
       </w:r>
       <w:r>
-        <w:t xml:space="preserve"> at</w:t>
+        <w:t xml:space="preserve"> The assets now live at</w:t>
       </w:r>
     </w:p>
     <w:p>
@@ -4736,19 +4736,10 @@
         <w:rPr>
           <w:rFonts w:ascii="Consolas" w:hAnsi="Consolas"/>
         </w:rPr>
-        <w:t>.claude/skills/ui-ux-design/assets/</w:t>
+        <w:t>doc/design-system/assets/</w:t>
       </w:r>
       <w:r>
-        <w:t xml:space="preserve">. Still needed: which copy is authoritative (a second set exists under </w:t>
-      </w:r>
-      <w:r>
-        <w:rPr>
-          <w:rFonts w:ascii="Consolas" w:hAnsi="Consolas"/>
-        </w:rPr>
-        <w:t>developer-handbook/layout-template/assets/images/</w:t>
-      </w:r>
-      <w:r>
-        <w:t>) and the</w:t>
+        <w:t>, and the application vendors its own copies at</w:t>
       </w:r>
     </w:p>
     <w:p>
@@ -4756,10 +4747,19 @@
         <w:rPr>
           <w:rFonts w:ascii="Consolas" w:hAnsi="Consolas"/>
         </w:rPr>
-        <w:t>&lt;BRAND_ASSETS_PATH&gt;</w:t>
+        <w:t>resources/images/brand/</w:t>
       </w:r>
       <w:r>
-        <w:t xml:space="preserve"> the application installs them to. 3. Confirmation of the five role labels in section 7. 4. Whether a single Entra app registration is used for all customer tenants (multi-tenant) or one per customer. 5. Whether pilot customers already hold F2+ capacity, or SemantIQ must provision it.</w:t>
+        <w:t xml:space="preserve"> (Vite-managed, fingerprinted) and </w:t>
+      </w:r>
+      <w:r>
+        <w:rPr>
+          <w:rFonts w:ascii="Consolas" w:hAnsi="Consolas"/>
+        </w:rPr>
+        <w:t>public/brand/</w:t>
+      </w:r>
+      <w:r>
+        <w:t xml:space="preserve"> (favicons, stable URL), so the app no longer depends on a documentation path. 3. Confirmation of the five role labels in section 7. 4. Whether a single Entra app registration is used for all customer tenants (multi-tenant) or one per customer. 5. Whether pilot customers already hold F2+ capacity, or SemantIQ must provision it.</w:t>
       </w:r>
     </w:p>
     <w:p>
